--- a/courseware/LP-Build and Deploy Agentic AI Apps with CrewAI, Autogen, ADK and Streamlit.docx
+++ b/courseware/LP-Build and Deploy Agentic AI Apps with CrewAI, Autogen, ADK and Streamlit.docx
@@ -491,7 +491,7 @@
         </w:rPr>
         <w:t>Assessment</w:t>
         <w:tab/>
-        <w:t>4</w:t>
+        <w:t>5</w:t>
       </w:r>
     </w:p>
     <w:p>
@@ -628,7 +628,7 @@
         </w:rPr>
         <w:t>Resources and Equipment</w:t>
         <w:tab/>
-        <w:t>8</w:t>
+        <w:t>9</w:t>
       </w:r>
     </w:p>
     <w:p>
@@ -1028,7 +1028,7 @@
                 <w:b/>
                 <w:sz w:val="19"/>
               </w:rPr>
-              <w:t>A5</w:t>
+              <w:t>A1</w:t>
             </w:r>
           </w:p>
         </w:tc>
@@ -1042,7 +1042,7 @@
               <w:rPr>
                 <w:sz w:val="19"/>
               </w:rPr>
-              <w:t>Design integration workflows between AI models and systems, such as batch processing, API integration, and multi-model orchestration</w:t>
+              <w:t>Deploy existing guardrails and moderation controls to control inputs and outputs to prevent undesirable model behaviours</w:t>
             </w:r>
           </w:p>
         </w:tc>
@@ -1135,7 +1135,7 @@
               <w:rPr>
                 <w:sz w:val="19"/>
               </w:rPr>
-              <w:t>Develop applications that integrate generative AI models via developer tools and cloud service offerings (e.g. Gradio and Streamlit)</w:t>
+              <w:t>Develop applications that integrate generative AI models via developer tools and cloud service offerings (e.g. Gradio and Streamlit interfaces)</w:t>
             </w:r>
           </w:p>
         </w:tc>
@@ -1152,7 +1152,7 @@
                 <w:b/>
                 <w:sz w:val="19"/>
               </w:rPr>
-              <w:t>A1</w:t>
+              <w:t>A5</w:t>
             </w:r>
           </w:p>
         </w:tc>
@@ -1166,7 +1166,7 @@
               <w:rPr>
                 <w:sz w:val="19"/>
               </w:rPr>
-              <w:t>Apply guardrails and alignment techniques to safeguard generative AI model outputs</w:t>
+              <w:t>Design integration workflows between AI models and systems, such as batch processing, API integration, and multi-model orchestration</w:t>
             </w:r>
           </w:p>
         </w:tc>
@@ -1276,6 +1276,37 @@
                 <w:b/>
                 <w:sz w:val="19"/>
               </w:rPr>
+              <w:t>K4</w:t>
+            </w:r>
+          </w:p>
+        </w:tc>
+        <w:tc>
+          <w:tcPr>
+            <w:tcW w:type="dxa" w:w="8496"/>
+          </w:tcPr>
+          <w:p>
+            <w:r/>
+            <w:r>
+              <w:rPr>
+                <w:sz w:val="19"/>
+              </w:rPr>
+              <w:t>Safeguarding Large Language Models (LLMs) with guardrails for content generation</w:t>
+            </w:r>
+          </w:p>
+        </w:tc>
+      </w:tr>
+      <w:tr>
+        <w:tc>
+          <w:tcPr>
+            <w:tcW w:type="dxa" w:w="1152"/>
+          </w:tcPr>
+          <w:p>
+            <w:r/>
+            <w:r>
+              <w:rPr>
+                <w:b/>
+                <w:sz w:val="19"/>
+              </w:rPr>
               <w:t>K5</w:t>
             </w:r>
           </w:p>
@@ -1338,7 +1369,7 @@
                 <w:b/>
                 <w:sz w:val="19"/>
               </w:rPr>
-              <w:t>K4</w:t>
+              <w:t>K7</w:t>
             </w:r>
           </w:p>
         </w:tc>
@@ -1352,7 +1383,7 @@
               <w:rPr>
                 <w:sz w:val="19"/>
               </w:rPr>
-              <w:t>Techniques to safeguard and align large language model outputs</w:t>
+              <w:t>Concepts behind AI governance and how to test and evaluate applications for safety and alignment</w:t>
             </w:r>
           </w:p>
         </w:tc>
@@ -1725,7 +1756,7 @@
                 <w:b w:val="0"/>
                 <w:sz w:val="19"/>
               </w:rPr>
-              <w:t>LU1 T1 — Framework comparison and selection criteria. Hands-on: Activity 1: Set Up the Agentic AI Development Environment (slide 25)</w:t>
+              <w:t>LU1 T1 — Framework comparison and selection criteria. Hands-on: Activity 1: Set Up the Agentic AI Development Environment (slide 60)</w:t>
             </w:r>
           </w:p>
         </w:tc>
@@ -1828,7 +1859,7 @@
                 <w:b w:val="0"/>
                 <w:sz w:val="19"/>
               </w:rPr>
-              <w:t>Hands-on: Activity 2: Compare CrewAI, AutoGen and the OpenAI Agents SDK (slide 26). Framework decision table and use-case scoring</w:t>
+              <w:t>Hands-on: Activity 2: Compare CrewAI, AutoGen and the OpenAI Agents SDK (slide 62). Framework decision table and use-case scoring</w:t>
             </w:r>
           </w:p>
         </w:tc>
@@ -1984,7 +2015,7 @@
                 <w:b w:val="0"/>
                 <w:sz w:val="19"/>
               </w:rPr>
-              <w:t>Hands-on: Activity 3: Build a Single Agent with Tools (OpenAI Agents SDK) (slide 32)</w:t>
+              <w:t>Hands-on: Activity 3: Build a Single Agent with Tools (OpenAI Agents SDK) (slide 79)</w:t>
             </w:r>
           </w:p>
         </w:tc>
@@ -2333,7 +2364,7 @@
                 <w:b w:val="0"/>
                 <w:sz w:val="19"/>
               </w:rPr>
-              <w:t>LU1 T4 — Build Agentic AI applications with frameworks. Hands-on: Activity 4: Build a Role-Based Crew with CrewAI (slide 34)</w:t>
+              <w:t>LU1 T4 — Build Agentic AI applications with frameworks. Hands-on: Activity 4: Build a Role-Based Crew with CrewAI (slide 82)</w:t>
             </w:r>
           </w:p>
         </w:tc>
@@ -2436,7 +2467,7 @@
                 <w:b w:val="0"/>
                 <w:sz w:val="19"/>
               </w:rPr>
-              <w:t>Hands-on: Activity 5: Build a Conversational Team with AutoGen (slide 35)</w:t>
+              <w:t>Hands-on: Activity 5: Build a Conversational Team with AutoGen (slide 84)</w:t>
             </w:r>
           </w:p>
         </w:tc>
@@ -2539,7 +2570,7 @@
                 <w:b w:val="0"/>
                 <w:sz w:val="19"/>
               </w:rPr>
-              <w:t>Production patterns: structured output, tool docstrings, failure handling and bounded loops. Hands-on: Activity 6: Orchestrate a Multi-Agent Trip Planner (Agents-as-Tools) (slide 37)</w:t>
+              <w:t>Production patterns: structured output, tool docstrings, failure handling and bounded loops. Hands-on: Activity 6: Orchestrate a Multi-Agent Trip Planner (Agents-as-Tools) (slide 99)</w:t>
             </w:r>
           </w:p>
         </w:tc>
@@ -2589,7 +2620,7 @@
                 <w:b w:val="0"/>
                 <w:sz w:val="19"/>
               </w:rPr>
-              <w:t>LU1 T5 — Development with AI IDEs (GitHub Copilot, Cursor, Trae, Windsurf). Hands-on: Activity 7: Accelerate Agent Development with an AI IDE (slide 41)</w:t>
+              <w:t>LU1 T5 — Development with AI IDEs (GitHub Copilot, Cursor, Trae, Windsurf). Hands-on: Activity 7: Accelerate Agent Development with an AI IDE (slide 106)</w:t>
             </w:r>
           </w:p>
         </w:tc>
@@ -2835,7 +2866,7 @@
                 <w:b/>
                 <w:sz w:val="19"/>
               </w:rPr>
-              <w:t>LU2 T1 — Context augmentation: the RAG pipeline, embeddings, vector stores, knowledge graphs and GraphRAG (slide 43)</w:t>
+              <w:t>LU2 T1 — Context augmentation: the RAG pipeline, embeddings, vector stores, knowledge graphs and GraphRAG (slide 109)</w:t>
             </w:r>
           </w:p>
         </w:tc>
@@ -2938,7 +2969,7 @@
                 <w:b w:val="0"/>
                 <w:sz w:val="19"/>
               </w:rPr>
-              <w:t>Hands-on: Activity 8: Build a RAG Pipeline over Invoice PDFs (slide 48)</w:t>
+              <w:t>Hands-on: Activity 8: Build a RAG Pipeline over Invoice PDFs (slide 123)</w:t>
             </w:r>
           </w:p>
         </w:tc>
@@ -3041,7 +3072,7 @@
                 <w:b w:val="0"/>
                 <w:sz w:val="19"/>
               </w:rPr>
-              <w:t>Hands-on: Activity 9: Tune Retrieval Quality — Chunking and Top-K (slide 50); Activity 10: Context Augmentation with a Knowledge Graph (slide 51)</w:t>
+              <w:t>Hands-on: Activity 9: Tune Retrieval Quality — Chunking and Top-K (slide 127); Activity 10: Context Augmentation with a Knowledge Graph (slide 129)</w:t>
             </w:r>
           </w:p>
         </w:tc>
@@ -3147,7 +3178,7 @@
                 <w:b/>
                 <w:sz w:val="19"/>
               </w:rPr>
-              <w:t>LU2 T2 — Approaches to deploy models for inference on cloud platforms; Streamlit Cloud vs Railway. Hands-on: Activity 11: Swap Model Providers — Gemini and OpenRouter (slide 56)</w:t>
+              <w:t>LU2 T2 — Approaches to deploy models for inference on cloud platforms; Streamlit Cloud vs Railway. Hands-on: Activity 11: Swap Model Providers — Gemini and OpenRouter (slide 139)</w:t>
             </w:r>
           </w:p>
         </w:tc>
@@ -3197,7 +3228,7 @@
                 <w:b w:val="0"/>
                 <w:sz w:val="19"/>
               </w:rPr>
-              <w:t>LU2 T4 — Deploy RAG and Agentic AI apps on Streamlit Cloud. Hands-on: Activity 12: Deploy a RAG App to Streamlit Cloud (slide 57)</w:t>
+              <w:t>LU2 T4 — Deploy RAG and Agentic AI apps on Streamlit Cloud. Hands-on: Activity 12: Deploy a RAG App to Streamlit Cloud (slide 141)</w:t>
             </w:r>
           </w:p>
         </w:tc>
@@ -3247,7 +3278,7 @@
                 <w:b w:val="0"/>
                 <w:sz w:val="19"/>
               </w:rPr>
-              <w:t>LU2 T3 — Analysing and interpreting error logs (concepts). Hands-on: Activity 13: Diagnose Deployment Failures from Error Logs (slide 60). Day 3 recap and PM digital attendance</w:t>
+              <w:t>LU2 T3 — Analysing and interpreting error logs (concepts). Hands-on: Activity 13: Diagnose Deployment Failures from Error Logs (slide 148). Day 3 recap and PM digital attendance</w:t>
             </w:r>
           </w:p>
         </w:tc>
@@ -3437,7 +3468,7 @@
                 <w:b w:val="0"/>
                 <w:sz w:val="19"/>
               </w:rPr>
-              <w:t>LU2 T3 — Monitoring a deployed multi-agent app: caching, spend controls and token usage. Hands-on: Activity 14: Deploy the Multi-Agent App and Monitor It (slide 61)</w:t>
+              <w:t>LU2 T3 — Monitoring a deployed multi-agent app: caching, spend controls and token usage. Hands-on: Activity 14: Deploy the Multi-Agent App and Monitor It (slide 150)</w:t>
             </w:r>
           </w:p>
         </w:tc>
@@ -3543,7 +3574,7 @@
                 <w:b/>
                 <w:sz w:val="19"/>
               </w:rPr>
-              <w:t>LU3 T1 — Safeguarding LLMs with guardrails: threats, three layers of defence, rule-based vs AI-assisted (slide 63). Hands-on: Activity 15: Attack Your Own Agent — Red-Team the Baseline (slide 68)</w:t>
+              <w:t>LU3 T1 — Safeguarding LLMs with guardrails: threats, three layers of defence, rule-based vs AI-assisted (slide 153). Hands-on: Activity 15: Attack Your Own Agent — Red-Team the Baseline (slide 165)</w:t>
             </w:r>
           </w:p>
         </w:tc>
@@ -3646,7 +3677,7 @@
                 <w:b w:val="0"/>
                 <w:sz w:val="19"/>
               </w:rPr>
-              <w:t>Hands-on: Activity 16: Implement Input Guardrails with Tripwires (slide 70); Activity 17: Implement Output Guardrails — PII and Content Filtering (slide 71)</w:t>
+              <w:t>Hands-on: Activity 16: Implement Input Guardrails with Tripwires (slide 168); Activity 17: Implement Output Guardrails — PII and Content Filtering (slide 170)</w:t>
             </w:r>
           </w:p>
         </w:tc>
@@ -3752,7 +3783,7 @@
                 <w:b/>
                 <w:sz w:val="19"/>
               </w:rPr>
-              <w:t>LU3 T2 — Model alignment for safety: RLHF, DPO, Constitutional AI; alignment vs guardrails. Hands-on: Activity 18: Evaluate Model Alignment — Helpful, Harmless, Honest (slide 75)</w:t>
+              <w:t>LU3 T2 — Model alignment for safety: RLHF, DPO, Constitutional AI; alignment vs guardrails. Hands-on: Activity 18: Evaluate Model Alignment — Helpful, Harmless, Honest (slide 179)</w:t>
             </w:r>
           </w:p>
         </w:tc>
@@ -3802,7 +3833,7 @@
                 <w:b w:val="0"/>
                 <w:sz w:val="19"/>
               </w:rPr>
-              <w:t>LU3 T3 — Deploy guardrails on Agentic AI applications: human oversight, audit logging and the go-live checklist. Hands-on: Activity 19: Add Human Oversight and an Audit Log (slide 78); Activity 20: Deploy the Guardrailed Agentic AI App to Production (slide 80). Course recap and Q&amp;A</w:t>
+              <w:t>LU3 T3 — Deploy guardrails on Agentic AI applications: human oversight, audit logging and the go-live checklist. Hands-on: Activity 19: Add Human Oversight and an Audit Log (slide 188); Activity 20: Deploy the Guardrailed Agentic AI App to Production (slide 191). Course recap and Q&amp;A</w:t>
             </w:r>
           </w:p>
         </w:tc>
@@ -4134,7 +4165,7 @@
                 <w:b w:val="0"/>
                 <w:sz w:val="19"/>
               </w:rPr>
-              <w:t>25–41</w:t>
+              <w:t>60–106</w:t>
             </w:r>
           </w:p>
         </w:tc>
@@ -4202,7 +4233,7 @@
                 <w:b w:val="0"/>
                 <w:sz w:val="19"/>
               </w:rPr>
-              <w:t>48–61</w:t>
+              <w:t>123–150</w:t>
             </w:r>
           </w:p>
         </w:tc>
@@ -4270,7 +4301,7 @@
                 <w:b w:val="0"/>
                 <w:sz w:val="19"/>
               </w:rPr>
-              <w:t>68–80</w:t>
+              <w:t>165–191</w:t>
             </w:r>
           </w:p>
         </w:tc>
@@ -4347,7 +4378,7 @@
         <w:rPr>
           <w:sz w:val="21"/>
         </w:rPr>
-        <w:t>Master trainer slide deck, Learner Guide and lab files distributed via lms-tms.tertiaryinfotech.com.</w:t>
+        <w:t>Master trainer slide deck, Learner Guide and the 20 lab folders distributed via lms-tms.tertiaryinfotech.com.</w:t>
       </w:r>
     </w:p>
     <w:sectPr>
